--- a/cohost.docx
+++ b/cohost.docx
@@ -4,52 +4,36 @@
   <w:body>
     <w:p>
       <w:pPr>
-        <w:pStyle w:val="FirstParagraph"/>
-      </w:pPr>
-      <w:r>
-        <w:t xml:space="preserve">+++</w:t>
-      </w:r>
-      <w:r>
-        <w:t xml:space="preserve"> </w:t>
-      </w:r>
-      <w:r>
-        <w:t xml:space="preserve">title =</w:t>
-      </w:r>
-      <w:r>
-        <w:t xml:space="preserve"> </w:t>
-      </w:r>
-      <w:r>
-        <w:t xml:space="preserve">‘</w:t>
-      </w:r>
-      <w:r>
-        <w:t xml:space="preserve">Meeting Script - Cohost</w:t>
-      </w:r>
-      <w:r>
-        <w:t xml:space="preserve">’</w:t>
-      </w:r>
-      <w:r>
-        <w:t xml:space="preserve"> </w:t>
-      </w:r>
-      <w:r>
-        <w:t xml:space="preserve">date = 2024-10-31T17:39:56-04:00</w:t>
-      </w:r>
-      <w:r>
-        <w:t xml:space="preserve"> </w:t>
-      </w:r>
-      <w:r>
-        <w:t xml:space="preserve">draft = false</w:t>
-      </w:r>
-      <w:r>
-        <w:t xml:space="preserve"> </w:t>
-      </w:r>
-      <w:r>
-        <w:t xml:space="preserve">weight = 20</w:t>
-      </w:r>
-      <w:r>
-        <w:t xml:space="preserve"> </w:t>
-      </w:r>
-      <w:r>
-        <w:t xml:space="preserve">+++</w:t>
+        <w:pStyle w:val="Title"/>
+      </w:pPr>
+      <w:r>
+        <w:t xml:space="preserve">Meeting</w:t>
+      </w:r>
+      <w:r>
+        <w:t xml:space="preserve"> </w:t>
+      </w:r>
+      <w:r>
+        <w:t xml:space="preserve">Script</w:t>
+      </w:r>
+      <w:r>
+        <w:t xml:space="preserve"> </w:t>
+      </w:r>
+      <w:r>
+        <w:t xml:space="preserve">-</w:t>
+      </w:r>
+      <w:r>
+        <w:t xml:space="preserve"> </w:t>
+      </w:r>
+      <w:r>
+        <w:t xml:space="preserve">Cohost</w:t>
+      </w:r>
+    </w:p>
+    <w:p>
+      <w:pPr>
+        <w:pStyle w:val="Date"/>
+      </w:pPr>
+      <w:r>
+        <w:t xml:space="preserve">2024-10-31T21:39:56.000Z</w:t>
       </w:r>
     </w:p>
     <w:bookmarkStart w:id="20" w:name="co-host-script-prerequistes"/>

--- a/cohost.docx
+++ b/cohost.docx
@@ -4,36 +4,52 @@
   <w:body>
     <w:p>
       <w:pPr>
-        <w:pStyle w:val="Title"/>
-      </w:pPr>
-      <w:r>
-        <w:t xml:space="preserve">Meeting</w:t>
-      </w:r>
-      <w:r>
-        <w:t xml:space="preserve"> </w:t>
-      </w:r>
-      <w:r>
-        <w:t xml:space="preserve">Script</w:t>
-      </w:r>
-      <w:r>
-        <w:t xml:space="preserve"> </w:t>
-      </w:r>
-      <w:r>
-        <w:t xml:space="preserve">-</w:t>
-      </w:r>
-      <w:r>
-        <w:t xml:space="preserve"> </w:t>
-      </w:r>
-      <w:r>
-        <w:t xml:space="preserve">Cohost</w:t>
-      </w:r>
-    </w:p>
-    <w:p>
-      <w:pPr>
-        <w:pStyle w:val="Date"/>
-      </w:pPr>
-      <w:r>
-        <w:t xml:space="preserve">2024-10-31T21:39:56.000Z</w:t>
+        <w:pStyle w:val="FirstParagraph"/>
+      </w:pPr>
+      <w:r>
+        <w:t xml:space="preserve">+++</w:t>
+      </w:r>
+      <w:r>
+        <w:t xml:space="preserve"> </w:t>
+      </w:r>
+      <w:r>
+        <w:t xml:space="preserve">title =</w:t>
+      </w:r>
+      <w:r>
+        <w:t xml:space="preserve"> </w:t>
+      </w:r>
+      <w:r>
+        <w:t xml:space="preserve">‘</w:t>
+      </w:r>
+      <w:r>
+        <w:t xml:space="preserve">Meeting Script - Cohost</w:t>
+      </w:r>
+      <w:r>
+        <w:t xml:space="preserve">’</w:t>
+      </w:r>
+      <w:r>
+        <w:t xml:space="preserve"> </w:t>
+      </w:r>
+      <w:r>
+        <w:t xml:space="preserve">date = 2024-10-31T17:39:56-04:00</w:t>
+      </w:r>
+      <w:r>
+        <w:t xml:space="preserve"> </w:t>
+      </w:r>
+      <w:r>
+        <w:t xml:space="preserve">draft = false</w:t>
+      </w:r>
+      <w:r>
+        <w:t xml:space="preserve"> </w:t>
+      </w:r>
+      <w:r>
+        <w:t xml:space="preserve">weight = 20</w:t>
+      </w:r>
+      <w:r>
+        <w:t xml:space="preserve"> </w:t>
+      </w:r>
+      <w:r>
+        <w:t xml:space="preserve">+++</w:t>
       </w:r>
     </w:p>
     <w:bookmarkStart w:id="20" w:name="co-host-script-prerequistes"/>
